--- a/docs/lab1/source/计算机23-2_231002208_戚晋瑜_实验一_SRS_v1.0.docx
+++ b/docs/lab1/source/计算机23-2_231002208_戚晋瑜_实验一_SRS_v1.0.docx
@@ -2576,14 +2576,15 @@
         <w:tblLook w:firstColumn="1" w:firstRow="1" w:lastColumn="0" w:lastRow="0" w:noHBand="0" w:noVBand="1" w:val="04A0"/>
       </w:tblPr>
       <w:tblGrid>
-        <w:gridCol w:w="2882"/>
-        <w:gridCol w:w="2882"/>
-        <w:gridCol w:w="2882"/>
+        <w:gridCol w:w="2161"/>
+        <w:gridCol w:w="2161"/>
+        <w:gridCol w:w="2161"/>
+        <w:gridCol w:w="2161"/>
       </w:tblGrid>
       <w:tr>
         <w:tc>
           <w:tcPr>
-            <w:tcW w:type="dxa" w:w="2882"/>
+            <w:tcW w:type="dxa" w:w="2161"/>
           </w:tcPr>
           <w:p>
             <w:r>
@@ -2593,7 +2594,7 @@
         </w:tc>
         <w:tc>
           <w:tcPr>
-            <w:tcW w:type="dxa" w:w="2882"/>
+            <w:tcW w:type="dxa" w:w="2161"/>
           </w:tcPr>
           <w:p>
             <w:r>
@@ -2603,7 +2604,17 @@
         </w:tc>
         <w:tc>
           <w:tcPr>
-            <w:tcW w:type="dxa" w:w="2882"/>
+            <w:tcW w:type="dxa" w:w="2161"/>
+          </w:tcPr>
+          <w:p>
+            <w:r>
+              <w:t>负责人</w:t>
+            </w:r>
+          </w:p>
+        </w:tc>
+        <w:tc>
+          <w:tcPr>
+            <w:tcW w:type="dxa" w:w="2161"/>
           </w:tcPr>
           <w:p>
             <w:r>
@@ -2615,7 +2626,7 @@
       <w:tr>
         <w:tc>
           <w:tcPr>
-            <w:tcW w:type="dxa" w:w="2882"/>
+            <w:tcW w:type="dxa" w:w="2161"/>
           </w:tcPr>
           <w:p>
             <w:r>
@@ -2625,7 +2636,7 @@
         </w:tc>
         <w:tc>
           <w:tcPr>
-            <w:tcW w:type="dxa" w:w="2882"/>
+            <w:tcW w:type="dxa" w:w="2161"/>
           </w:tcPr>
           <w:p>
             <w:r>
@@ -2635,7 +2646,17 @@
         </w:tc>
         <w:tc>
           <w:tcPr>
-            <w:tcW w:type="dxa" w:w="2882"/>
+            <w:tcW w:type="dxa" w:w="2161"/>
+          </w:tcPr>
+          <w:p>
+            <w:r>
+              <w:t>运营总监</w:t>
+            </w:r>
+          </w:p>
+        </w:tc>
+        <w:tc>
+          <w:tcPr>
+            <w:tcW w:type="dxa" w:w="2161"/>
           </w:tcPr>
           <w:p>
             <w:r>
@@ -2647,7 +2668,7 @@
       <w:tr>
         <w:tc>
           <w:tcPr>
-            <w:tcW w:type="dxa" w:w="2882"/>
+            <w:tcW w:type="dxa" w:w="2161"/>
           </w:tcPr>
           <w:p>
             <w:r>
@@ -2657,7 +2678,7 @@
         </w:tc>
         <w:tc>
           <w:tcPr>
-            <w:tcW w:type="dxa" w:w="2882"/>
+            <w:tcW w:type="dxa" w:w="2161"/>
           </w:tcPr>
           <w:p>
             <w:r>
@@ -2667,7 +2688,17 @@
         </w:tc>
         <w:tc>
           <w:tcPr>
-            <w:tcW w:type="dxa" w:w="2882"/>
+            <w:tcW w:type="dxa" w:w="2161"/>
+          </w:tcPr>
+          <w:p>
+            <w:r>
+              <w:t>本人</w:t>
+            </w:r>
+          </w:p>
+        </w:tc>
+        <w:tc>
+          <w:tcPr>
+            <w:tcW w:type="dxa" w:w="2161"/>
           </w:tcPr>
           <w:p>
             <w:r>
@@ -2679,7 +2710,7 @@
       <w:tr>
         <w:tc>
           <w:tcPr>
-            <w:tcW w:type="dxa" w:w="2882"/>
+            <w:tcW w:type="dxa" w:w="2161"/>
           </w:tcPr>
           <w:p>
             <w:r>
@@ -2689,7 +2720,7 @@
         </w:tc>
         <w:tc>
           <w:tcPr>
-            <w:tcW w:type="dxa" w:w="2882"/>
+            <w:tcW w:type="dxa" w:w="2161"/>
           </w:tcPr>
           <w:p>
             <w:r>
@@ -2699,7 +2730,17 @@
         </w:tc>
         <w:tc>
           <w:tcPr>
-            <w:tcW w:type="dxa" w:w="2882"/>
+            <w:tcW w:type="dxa" w:w="2161"/>
+          </w:tcPr>
+          <w:p>
+            <w:r>
+              <w:t>课程组</w:t>
+            </w:r>
+          </w:p>
+        </w:tc>
+        <w:tc>
+          <w:tcPr>
+            <w:tcW w:type="dxa" w:w="2161"/>
           </w:tcPr>
           <w:p>
             <w:r>

--- a/docs/lab1/source/计算机23-2_231002208_戚晋瑜_实验一_SRS_v1.0.docx
+++ b/docs/lab1/source/计算机23-2_231002208_戚晋瑜_实验一_SRS_v1.0.docx
@@ -1939,7 +1939,7 @@
           </w:tcPr>
           <w:p>
             <w:r>
-              <w:t>可用性</w:t>
+              <w:t>易用性</w:t>
             </w:r>
           </w:p>
         </w:tc>
@@ -2063,7 +2063,7 @@
           </w:tcPr>
           <w:p>
             <w:r>
-              <w:t>可审计性</w:t>
+              <w:t>安全性</w:t>
             </w:r>
           </w:p>
         </w:tc>
@@ -2187,7 +2187,7 @@
           </w:tcPr>
           <w:p>
             <w:r>
-              <w:t>功能适应性</w:t>
+              <w:t>功能适合性</w:t>
             </w:r>
           </w:p>
         </w:tc>

--- a/docs/lab1/source/计算机23-2_231002208_戚晋瑜_实验一_SRS_v1.0.docx
+++ b/docs/lab1/source/计算机23-2_231002208_戚晋瑜_实验一_SRS_v1.0.docx
@@ -3226,7 +3226,7 @@
       <w:rFonts w:asciiTheme="majorHAnsi" w:eastAsiaTheme="majorEastAsia" w:hAnsiTheme="majorHAnsi" w:cstheme="majorBidi" w:ascii="黑体" w:hAnsi="黑体" w:eastAsia="黑体"/>
       <w:b/>
       <w:bCs/>
-      <w:color w:val="365F91" w:themeColor="accent1" w:themeShade="BF"/>
+      <w:color w:val="000000"/>
       <w:sz w:val="32"/>
       <w:szCs w:val="28"/>
     </w:rPr>
@@ -3250,7 +3250,7 @@
       <w:rFonts w:asciiTheme="majorHAnsi" w:eastAsiaTheme="majorEastAsia" w:hAnsiTheme="majorHAnsi" w:cstheme="majorBidi" w:ascii="黑体" w:hAnsi="黑体" w:eastAsia="黑体"/>
       <w:b/>
       <w:bCs/>
-      <w:color w:val="4F81BD" w:themeColor="accent1"/>
+      <w:color w:val="000000"/>
       <w:sz w:val="28"/>
       <w:szCs w:val="26"/>
     </w:rPr>
@@ -3274,7 +3274,7 @@
       <w:rFonts w:asciiTheme="majorHAnsi" w:eastAsiaTheme="majorEastAsia" w:hAnsiTheme="majorHAnsi" w:cstheme="majorBidi" w:ascii="黑体" w:hAnsi="黑体" w:eastAsia="黑体"/>
       <w:b/>
       <w:bCs/>
-      <w:color w:val="4F81BD" w:themeColor="accent1"/>
+      <w:color w:val="000000"/>
       <w:sz w:val="24"/>
     </w:rPr>
   </w:style>
@@ -3514,7 +3514,7 @@
     </w:pPr>
     <w:rPr>
       <w:rFonts w:asciiTheme="majorHAnsi" w:eastAsiaTheme="majorEastAsia" w:hAnsiTheme="majorHAnsi" w:cstheme="majorBidi" w:ascii="黑体" w:hAnsi="黑体" w:eastAsia="黑体"/>
-      <w:color w:val="17365D" w:themeColor="text2" w:themeShade="BF"/>
+      <w:color w:val="000000"/>
       <w:spacing w:val="5"/>
       <w:kern w:val="28"/>
       <w:sz w:val="36"/>

--- a/docs/lab1/source/计算机23-2_231002208_戚晋瑜_实验一_SRS_v1.0.docx
+++ b/docs/lab1/source/计算机23-2_231002208_戚晋瑜_实验一_SRS_v1.0.docx
@@ -3161,6 +3161,7 @@
     </w:pPr>
     <w:rPr>
       <w:rFonts w:ascii="Times New Roman" w:hAnsi="Times New Roman" w:eastAsia="宋体"/>
+      <w:color w:val="000000"/>
       <w:sz w:val="24"/>
     </w:rPr>
   </w:style>
@@ -3223,7 +3224,7 @@
       <w:outlineLvl w:val="0"/>
     </w:pPr>
     <w:rPr>
-      <w:rFonts w:asciiTheme="majorHAnsi" w:eastAsiaTheme="majorEastAsia" w:hAnsiTheme="majorHAnsi" w:cstheme="majorBidi" w:ascii="黑体" w:hAnsi="黑体" w:eastAsia="黑体"/>
+      <w:rFonts w:asciiTheme="majorHAnsi" w:eastAsiaTheme="majorEastAsia" w:hAnsiTheme="majorHAnsi" w:cstheme="majorBidi" w:ascii="Times New Roman" w:hAnsi="Times New Roman" w:eastAsia="黑体"/>
       <w:b/>
       <w:bCs/>
       <w:color w:val="000000"/>
@@ -3247,7 +3248,7 @@
       <w:outlineLvl w:val="1"/>
     </w:pPr>
     <w:rPr>
-      <w:rFonts w:asciiTheme="majorHAnsi" w:eastAsiaTheme="majorEastAsia" w:hAnsiTheme="majorHAnsi" w:cstheme="majorBidi" w:ascii="黑体" w:hAnsi="黑体" w:eastAsia="黑体"/>
+      <w:rFonts w:asciiTheme="majorHAnsi" w:eastAsiaTheme="majorEastAsia" w:hAnsiTheme="majorHAnsi" w:cstheme="majorBidi" w:ascii="Times New Roman" w:hAnsi="Times New Roman" w:eastAsia="黑体"/>
       <w:b/>
       <w:bCs/>
       <w:color w:val="000000"/>
@@ -3271,7 +3272,7 @@
       <w:outlineLvl w:val="2"/>
     </w:pPr>
     <w:rPr>
-      <w:rFonts w:asciiTheme="majorHAnsi" w:eastAsiaTheme="majorEastAsia" w:hAnsiTheme="majorHAnsi" w:cstheme="majorBidi" w:ascii="黑体" w:hAnsi="黑体" w:eastAsia="黑体"/>
+      <w:rFonts w:asciiTheme="majorHAnsi" w:eastAsiaTheme="majorEastAsia" w:hAnsiTheme="majorHAnsi" w:cstheme="majorBidi" w:ascii="Times New Roman" w:hAnsi="Times New Roman" w:eastAsia="黑体"/>
       <w:b/>
       <w:bCs/>
       <w:color w:val="000000"/>
@@ -3513,7 +3514,7 @@
       <w:contextualSpacing/>
     </w:pPr>
     <w:rPr>
-      <w:rFonts w:asciiTheme="majorHAnsi" w:eastAsiaTheme="majorEastAsia" w:hAnsiTheme="majorHAnsi" w:cstheme="majorBidi" w:ascii="黑体" w:hAnsi="黑体" w:eastAsia="黑体"/>
+      <w:rFonts w:asciiTheme="majorHAnsi" w:eastAsiaTheme="majorEastAsia" w:hAnsiTheme="majorHAnsi" w:cstheme="majorBidi" w:ascii="Times New Roman" w:hAnsi="Times New Roman" w:eastAsia="黑体"/>
       <w:color w:val="000000"/>
       <w:spacing w:val="5"/>
       <w:kern w:val="28"/>
@@ -3693,6 +3694,9 @@
       </w:numPr>
       <w:contextualSpacing/>
     </w:pPr>
+    <w:rPr>
+      <w:color w:val="000000"/>
+    </w:rPr>
   </w:style>
   <w:style w:type="paragraph" w:styleId="ListBullet2">
     <w:name w:val="List Bullet 2"/>
@@ -3732,6 +3736,9 @@
       </w:numPr>
       <w:contextualSpacing/>
     </w:pPr>
+    <w:rPr>
+      <w:color w:val="000000"/>
+    </w:rPr>
   </w:style>
   <w:style w:type="paragraph" w:styleId="ListNumber2">
     <w:name w:val="List Number 2"/>
